--- a/docs/paper/final/asha_paper_final_manuscript.docx
+++ b/docs/paper/final/asha_paper_final_manuscript.docx
@@ -149,21 +149,39 @@
     </w:p>
     <w:p>
       <w:pPr>
-        <w:spacing w:after="314" w:before="0"/>
+        <w:spacing w:after="0" w:before="0"/>
         <w:jc w:val="center"/>
       </w:pPr>
       <w:r>
         <w:rPr>
-          <w:rFonts w:ascii="Palatino Linotype" w:cs="Palatino Linotype" w:eastAsia="Palatino Linotype" w:hAnsi="Palatino Linotype"/>
-          <w:color w:val="2E5090"/>
-          <w:sz w:val="25"/>
-          <w:szCs w:val="25"/>
-        </w:rPr>
-        <w:t>Toward a Theory of Everything: Standard-Model Law-Space, Higgs Geometry, and Firewalled Frontiers</w:t>
-      </w:r>
-    </w:p>
-    <w:p>
-      <w:pPr>
+          <w:rFonts w:ascii="Georgia" w:hAnsi="Georgia" w:eastAsia="Georgia"/>
+          <w:color w:val="2A2A2A"/>
+          <w:sz w:val="22"/>
+        </w:rPr>
+        <w:t>Toward a Theory of Everything: Standard-Model Law-Space,</w:t>
+        <w:br/>
+        <w:t>Higgs Geometry, and Firewalled Frontiers</w:t>
+      </w:r>
+      <w:r>
+        <w:rPr>
+          <w:sz w:val="8"/>
+        </w:rPr>
+        <w:br/>
+      </w:r>
+      <w:r>
+        <w:rPr>
+          <w:rFonts w:ascii="Georgia" w:hAnsi="Georgia" w:eastAsia="Georgia"/>
+          <w:i/>
+          <w:color w:val="A67C52"/>
+          <w:sz w:val="16"/>
+        </w:rPr>
+        <w:t>Project repository: github.com/bagherbal/asha-engine</w:t>
+      </w:r>
+    </w:p>
+    <w:p>
+      <w:pPr>
+        <w:spacing w:before="0" w:after="0"/>
+        <w:jc w:val="center"/>
         <w:sectPr>
           <w:headerReference w:type="default" r:id="rId14"/>
           <w:headerReference w:type="first" r:id="rId15"/>
@@ -232,84 +250,318 @@
     </w:p>
     <w:p>
       <w:pPr>
-        <w:spacing w:after="247" w:before="74"/>
-      </w:pPr>
-      <w:r>
-        <w:rPr>
-          <w:rFonts w:ascii="Century Gothic" w:cs="Century Gothic" w:eastAsia="Century Gothic" w:hAnsi="Century Gothic"/>
+        <w:spacing w:after="60" w:before="74"/>
+      </w:pPr>
+      <w:r>
+        <w:rPr>
+          <w:sz w:val="20"/>
+        </w:rPr>
+        <w:t>PACS: 02.10.Hh, 02.40.-k, 11.10.Nx, 11.15.-q, 12.10.-g, 12.15.-y, 04.50.Kd, 95.35.+d, 95.36.+x, 98.80.-k</w:t>
+      </w:r>
+    </w:p>
+    <w:p>
+      <w:pPr>
+        <w:spacing w:after="40" w:before="40"/>
+        <w:jc w:val="left"/>
+      </w:pPr>
+      <w:r>
+        <w:rPr>
+          <w:rFonts w:ascii="Georgia" w:hAnsi="Georgia" w:eastAsia="Georgia"/>
           <w:b/>
-          <w:bCs/>
-          <w:color w:val="16264A"/>
-          <w:sz w:val="20"/>
-          <w:szCs w:val="20"/>
-        </w:rPr>
-        <w:t>PACS: 02.10.Hh, 02.40.Gh, 11.15.Ex, 12.10.-g, 12.90.+b, 04.50.Kd</w:t>
-      </w:r>
-    </w:p>
-    <w:p>
-      <w:pPr>
-        <w:spacing w:after="194" w:before="194"/>
+          <w:color w:val="444444"/>
+          <w:sz w:val="17"/>
+        </w:rPr>
+        <w:t>PACS guide (human-readable):</w:t>
+      </w:r>
+    </w:p>
+    <w:tbl>
+      <w:tblPr>
+        <w:tblW w:type="auto" w:w="0"/>
         <w:jc w:val="center"/>
-      </w:pPr>
-      <w:r>
-        <w:drawing>
-          <wp:inline distT="0" distB="0" distL="0" distR="0">
-            <wp:extent cx="4286250" cy="142875"/>
-            <wp:effectExtent t="0" r="0" b="0" l="0"/>
-            <wp:docPr id="1" name="divider" descr="Sacred geometry divider" title="Divider"/>
-            <wp:cNvGraphicFramePr>
-              <a:graphicFrameLocks xmlns:a="http://schemas.openxmlformats.org/drawingml/2006/main" noChangeAspect="1"/>
-            </wp:cNvGraphicFramePr>
-            <a:graphic xmlns:a="http://schemas.openxmlformats.org/drawingml/2006/main">
-              <a:graphicData uri="http://schemas.openxmlformats.org/drawingml/2006/picture">
-                <pic:pic xmlns:pic="http://schemas.openxmlformats.org/drawingml/2006/picture">
-                  <pic:nvPicPr>
-                    <pic:cNvPr id="0" name="" descr=""/>
-                    <pic:cNvPicPr>
-                      <a:picLocks noChangeAspect="1" noChangeArrowheads="1"/>
-                    </pic:cNvPicPr>
-                  </pic:nvPicPr>
-                  <pic:blipFill>
-                    <a:blip r:embed="rId12" cstate="none"/>
-                    <a:srcRect/>
-                    <a:stretch>
-                      <a:fillRect/>
-                    </a:stretch>
-                  </pic:blipFill>
-                  <pic:spPr bwMode="auto">
-                    <a:xfrm>
-                      <a:off x="0" y="0"/>
-                      <a:ext cx="4286250" cy="142875"/>
-                    </a:xfrm>
-                    <a:prstGeom prst="rect">
-                      <a:avLst/>
-                    </a:prstGeom>
-                  </pic:spPr>
-                </pic:pic>
-              </a:graphicData>
-            </a:graphic>
-          </wp:inline>
-        </w:drawing>
-      </w:r>
-    </w:p>
-    <w:p>
-      <w:pPr>
-        <w:spacing w:after="194" w:before="247"/>
-        <w:jc w:val="center"/>
-      </w:pPr>
-      <w:r>
-        <w:rPr>
-          <w:rFonts w:ascii="Century Gothic" w:cs="Century Gothic" w:eastAsia="Century Gothic" w:hAnsi="Century Gothic"/>
-          <w:b/>
-          <w:bCs/>
-          <w:color w:val="0D1B3A"/>
-          <w:spacing w:val="120"/>
-          <w:sz w:val="45"/>
-          <w:szCs w:val="45"/>
-        </w:rPr>
-        <w:t xml:space="preserve">CONTENTS</w:t>
-      </w:r>
-    </w:p>
+        <w:tblLook w:firstColumn="1" w:firstRow="1" w:lastColumn="0" w:lastRow="0" w:noHBand="0" w:noVBand="1" w:val="04A0"/>
+        <w:tblBorders>
+          <w:top w:val="single" w:sz="4" w:space="0" w:color="B8A16A"/>
+          <w:left w:val="single" w:sz="4" w:space="0" w:color="B8A16A"/>
+          <w:bottom w:val="single" w:sz="4" w:space="0" w:color="B8A16A"/>
+          <w:right w:val="single" w:sz="4" w:space="0" w:color="B8A16A"/>
+          <w:insideH w:val="single" w:sz="4" w:space="0" w:color="B8A16A"/>
+          <w:insideV w:val="single" w:sz="4" w:space="0" w:color="B8A16A"/>
+        </w:tblBorders>
+      </w:tblPr>
+      <w:tblGrid>
+        <w:gridCol w:w="4153"/>
+        <w:gridCol w:w="4153"/>
+      </w:tblGrid>
+      <w:tr>
+        <w:tc>
+          <w:tcPr>
+            <w:tcW w:type="dxa" w:w="2300"/>
+            <w:shd w:fill="F4EBD8"/>
+          </w:tcPr>
+          <w:p>
+            <w:pPr>
+              <w:spacing w:before="0" w:after="0"/>
+            </w:pPr>
+            <w:r>
+              <w:rPr>
+                <w:rFonts w:ascii="Georgia" w:hAnsi="Georgia" w:eastAsia="Georgia"/>
+                <w:b/>
+                <w:sz w:val="15"/>
+              </w:rPr>
+              <w:t>Code(s)</w:t>
+            </w:r>
+          </w:p>
+        </w:tc>
+        <w:tc>
+          <w:tcPr>
+            <w:tcW w:type="dxa" w:w="4200"/>
+            <w:shd w:fill="F4EBD8"/>
+          </w:tcPr>
+          <w:p>
+            <w:pPr>
+              <w:spacing w:before="0" w:after="0"/>
+            </w:pPr>
+            <w:r>
+              <w:rPr>
+                <w:rFonts w:ascii="Georgia" w:hAnsi="Georgia" w:eastAsia="Georgia"/>
+                <w:b/>
+                <w:sz w:val="15"/>
+              </w:rPr>
+              <w:t>Scope in this manuscript</w:t>
+            </w:r>
+          </w:p>
+        </w:tc>
+      </w:tr>
+      <w:tr>
+        <w:tc>
+          <w:tcPr>
+            <w:tcW w:type="dxa" w:w="2300"/>
+            <w:vAlign w:val="center"/>
+          </w:tcPr>
+          <w:p>
+            <w:pPr>
+              <w:spacing w:before="0" w:after="0"/>
+            </w:pPr>
+            <w:r>
+              <w:rPr>
+                <w:rFonts w:ascii="Georgia" w:hAnsi="Georgia" w:eastAsia="Georgia"/>
+                <w:sz w:val="14"/>
+              </w:rPr>
+              <w:t>02.10.Hh; 02.40.-k</w:t>
+            </w:r>
+          </w:p>
+        </w:tc>
+        <w:tc>
+          <w:tcPr>
+            <w:tcW w:type="dxa" w:w="4200"/>
+            <w:vAlign w:val="center"/>
+          </w:tcPr>
+          <w:p>
+            <w:pPr>
+              <w:spacing w:before="0" w:after="0"/>
+            </w:pPr>
+            <w:r>
+              <w:rPr>
+                <w:rFonts w:ascii="Georgia" w:hAnsi="Georgia" w:eastAsia="Georgia"/>
+                <w:sz w:val="14"/>
+              </w:rPr>
+              <w:t>Algebraic/geometric methods</w:t>
+            </w:r>
+          </w:p>
+        </w:tc>
+      </w:tr>
+      <w:tr>
+        <w:tc>
+          <w:tcPr>
+            <w:tcW w:type="dxa" w:w="2300"/>
+            <w:vAlign w:val="center"/>
+          </w:tcPr>
+          <w:p>
+            <w:pPr>
+              <w:spacing w:before="0" w:after="0"/>
+            </w:pPr>
+            <w:r>
+              <w:rPr>
+                <w:rFonts w:ascii="Georgia" w:hAnsi="Georgia" w:eastAsia="Georgia"/>
+                <w:sz w:val="14"/>
+              </w:rPr>
+              <w:t>11.10.Nx; 11.15.-q</w:t>
+            </w:r>
+          </w:p>
+        </w:tc>
+        <w:tc>
+          <w:tcPr>
+            <w:tcW w:type="dxa" w:w="4200"/>
+            <w:vAlign w:val="center"/>
+          </w:tcPr>
+          <w:p>
+            <w:pPr>
+              <w:spacing w:before="0" w:after="0"/>
+            </w:pPr>
+            <w:r>
+              <w:rPr>
+                <w:rFonts w:ascii="Georgia" w:hAnsi="Georgia" w:eastAsia="Georgia"/>
+                <w:sz w:val="14"/>
+              </w:rPr>
+              <w:t>Noncommutative fields; gauge theory</w:t>
+            </w:r>
+          </w:p>
+        </w:tc>
+      </w:tr>
+      <w:tr>
+        <w:tc>
+          <w:tcPr>
+            <w:tcW w:type="dxa" w:w="2300"/>
+            <w:vAlign w:val="center"/>
+          </w:tcPr>
+          <w:p>
+            <w:pPr>
+              <w:spacing w:before="0" w:after="0"/>
+            </w:pPr>
+            <w:r>
+              <w:rPr>
+                <w:rFonts w:ascii="Georgia" w:hAnsi="Georgia" w:eastAsia="Georgia"/>
+                <w:sz w:val="14"/>
+              </w:rPr>
+              <w:t>12.10.-g; 12.15.-y</w:t>
+            </w:r>
+          </w:p>
+        </w:tc>
+        <w:tc>
+          <w:tcPr>
+            <w:tcW w:type="dxa" w:w="4200"/>
+            <w:vAlign w:val="center"/>
+          </w:tcPr>
+          <w:p>
+            <w:pPr>
+              <w:spacing w:before="0" w:after="0"/>
+            </w:pPr>
+            <w:r>
+              <w:rPr>
+                <w:rFonts w:ascii="Georgia" w:hAnsi="Georgia" w:eastAsia="Georgia"/>
+                <w:sz w:val="14"/>
+              </w:rPr>
+              <w:t>Unified models; electroweak interactions</w:t>
+            </w:r>
+          </w:p>
+        </w:tc>
+      </w:tr>
+      <w:tr>
+        <w:tc>
+          <w:tcPr>
+            <w:tcW w:type="dxa" w:w="2300"/>
+            <w:vAlign w:val="center"/>
+          </w:tcPr>
+          <w:p>
+            <w:pPr>
+              <w:spacing w:before="0" w:after="0"/>
+            </w:pPr>
+            <w:r>
+              <w:rPr>
+                <w:rFonts w:ascii="Georgia" w:hAnsi="Georgia" w:eastAsia="Georgia"/>
+                <w:sz w:val="14"/>
+              </w:rPr>
+              <w:t>04.50.Kd</w:t>
+            </w:r>
+          </w:p>
+        </w:tc>
+        <w:tc>
+          <w:tcPr>
+            <w:tcW w:type="dxa" w:w="4200"/>
+            <w:vAlign w:val="center"/>
+          </w:tcPr>
+          <w:p>
+            <w:pPr>
+              <w:spacing w:before="0" w:after="0"/>
+            </w:pPr>
+            <w:r>
+              <w:rPr>
+                <w:rFonts w:ascii="Georgia" w:hAnsi="Georgia" w:eastAsia="Georgia"/>
+                <w:sz w:val="14"/>
+              </w:rPr>
+              <w:t>Modified/extended gravity</w:t>
+            </w:r>
+          </w:p>
+        </w:tc>
+      </w:tr>
+      <w:tr>
+        <w:tc>
+          <w:tcPr>
+            <w:tcW w:type="dxa" w:w="2300"/>
+            <w:vAlign w:val="center"/>
+          </w:tcPr>
+          <w:p>
+            <w:pPr>
+              <w:spacing w:before="0" w:after="0"/>
+            </w:pPr>
+            <w:r>
+              <w:rPr>
+                <w:rFonts w:ascii="Georgia" w:hAnsi="Georgia" w:eastAsia="Georgia"/>
+                <w:sz w:val="14"/>
+              </w:rPr>
+              <w:t>95.35.+d; 95.36.+x</w:t>
+            </w:r>
+          </w:p>
+        </w:tc>
+        <w:tc>
+          <w:tcPr>
+            <w:tcW w:type="dxa" w:w="4200"/>
+            <w:vAlign w:val="center"/>
+          </w:tcPr>
+          <w:p>
+            <w:pPr>
+              <w:spacing w:before="0" w:after="0"/>
+            </w:pPr>
+            <w:r>
+              <w:rPr>
+                <w:rFonts w:ascii="Georgia" w:hAnsi="Georgia" w:eastAsia="Georgia"/>
+                <w:sz w:val="14"/>
+              </w:rPr>
+              <w:t>Dark matter and dark energy</w:t>
+            </w:r>
+          </w:p>
+        </w:tc>
+      </w:tr>
+      <w:tr>
+        <w:tc>
+          <w:tcPr>
+            <w:tcW w:type="dxa" w:w="2300"/>
+            <w:vAlign w:val="center"/>
+          </w:tcPr>
+          <w:p>
+            <w:pPr>
+              <w:spacing w:before="0" w:after="0"/>
+            </w:pPr>
+            <w:r>
+              <w:rPr>
+                <w:rFonts w:ascii="Georgia" w:hAnsi="Georgia" w:eastAsia="Georgia"/>
+                <w:sz w:val="14"/>
+              </w:rPr>
+              <w:t>98.80.-k</w:t>
+            </w:r>
+          </w:p>
+        </w:tc>
+        <w:tc>
+          <w:tcPr>
+            <w:tcW w:type="dxa" w:w="4200"/>
+            <w:vAlign w:val="center"/>
+          </w:tcPr>
+          <w:p>
+            <w:pPr>
+              <w:spacing w:before="0" w:after="0"/>
+            </w:pPr>
+            <w:r>
+              <w:rPr>
+                <w:rFonts w:ascii="Georgia" w:hAnsi="Georgia" w:eastAsia="Georgia"/>
+                <w:sz w:val="14"/>
+              </w:rPr>
+              <w:t>Cosmology</w:t>
+            </w:r>
+          </w:p>
+        </w:tc>
+      </w:tr>
+    </w:tbl>
+    <w:p/>
     <w:sdt>
       <w:sdtPr>
         <w:alias w:val="Table of Contents"/>
@@ -329,23 +581,6 @@
         </w:p>
       </w:sdtContent>
     </w:sdt>
-    <w:p>
-      <w:r>
-        <w:br w:type="page"/>
-      </w:r>
-    </w:p>
-    <w:p>
-      <w:pPr>
-        <w:sectPr>
-          <w:headerReference w:type="default" r:id="rId7"/>
-          <w:footerReference w:type="default" r:id="rId8"/>
-          <w:pgSz w:w="11906" w:h="16838" w:orient="portrait"/>
-          <w:pgMar w:top="2160" w:right="1800" w:bottom="1440" w:left="1800" w:header="708" w:footer="708" w:gutter="0"/>
-          <w:pgNumType/>
-          <w:docGrid w:linePitch="360"/>
-        </w:sectPr>
-      </w:pPr>
-    </w:p>
     <w:p>
       <w:pPr>
         <w:pStyle w:val="Heading1"/>
@@ -4762,11 +4997,6 @@
       </w:r>
     </w:p>
     <w:p>
-      <w:r>
-        <w:br w:type="page"/>
-      </w:r>
-    </w:p>
-    <w:p>
       <w:pPr>
         <w:spacing w:before="240" w:after="160"/>
       </w:pPr>
@@ -5049,6 +5279,290 @@
       </w:r>
     </w:p>
     <w:p>
+      <w:r>
+        <w:rPr>
+          <w:b/>
+        </w:rPr>
+        <w:t>Conditional numerical bridge audit (not a dark-energy prediction)</w:t>
+      </w:r>
+    </w:p>
+    <w:tbl>
+      <w:tblPr>
+        <w:tblW w:type="auto" w:w="0"/>
+        <w:tblLook w:firstColumn="1" w:firstRow="1" w:lastColumn="0" w:lastRow="0" w:noHBand="0" w:noVBand="1" w:val="04A0"/>
+      </w:tblPr>
+      <w:tblGrid>
+        <w:gridCol w:w="2769"/>
+        <w:gridCol w:w="2769"/>
+        <w:gridCol w:w="2769"/>
+      </w:tblGrid>
+      <w:tr>
+        <w:tc>
+          <w:tcPr>
+            <w:tcW w:type="dxa" w:w="2769"/>
+          </w:tcPr>
+          <w:p>
+            <w:r>
+              <w:rPr>
+                <w:b/>
+              </w:rPr>
+              <w:t>Quantity</w:t>
+            </w:r>
+          </w:p>
+        </w:tc>
+        <w:tc>
+          <w:tcPr>
+            <w:tcW w:type="dxa" w:w="2769"/>
+          </w:tcPr>
+          <w:p>
+            <w:r>
+              <w:rPr>
+                <w:b/>
+              </w:rPr>
+              <w:t>Runtime value</w:t>
+            </w:r>
+          </w:p>
+        </w:tc>
+        <w:tc>
+          <w:tcPr>
+            <w:tcW w:type="dxa" w:w="2769"/>
+          </w:tcPr>
+          <w:p>
+            <w:r>
+              <w:rPr>
+                <w:b/>
+              </w:rPr>
+              <w:t>Status / meaning</w:t>
+            </w:r>
+          </w:p>
+        </w:tc>
+      </w:tr>
+      <w:tr>
+        <w:tc>
+          <w:tcPr>
+            <w:tcW w:type="dxa" w:w="2769"/>
+          </w:tcPr>
+          <w:p>
+            <w:r>
+              <w:t>diagnostic bare term ρ_bare/M_P⁴</w:t>
+            </w:r>
+          </w:p>
+        </w:tc>
+        <w:tc>
+          <w:tcPr>
+            <w:tcW w:type="dxa" w:w="2769"/>
+          </w:tcPr>
+          <w:p>
+            <w:r>
+              <w:t>48/π² ≈ 4.863416814832</w:t>
+            </w:r>
+          </w:p>
+        </w:tc>
+        <w:tc>
+          <w:tcPr>
+            <w:tcW w:type="dxa" w:w="2769"/>
+          </w:tcPr>
+          <w:p>
+            <w:r>
+              <w:t>spectral-action severity diagnostic; convention-dependent</w:t>
+            </w:r>
+          </w:p>
+        </w:tc>
+      </w:tr>
+      <w:tr>
+        <w:tc>
+          <w:tcPr>
+            <w:tcW w:type="dxa" w:w="2769"/>
+          </w:tcPr>
+          <w:p>
+            <w:r>
+              <w:t>dark-energy target lane</w:t>
+            </w:r>
+          </w:p>
+        </w:tc>
+        <w:tc>
+          <w:tcPr>
+            <w:tcW w:type="dxa" w:w="2769"/>
+          </w:tcPr>
+          <w:p>
+            <w:r>
+              <w:t>ρΛ/M_P⁴ ≈ 10⁻¹²⁰</w:t>
+            </w:r>
+          </w:p>
+        </w:tc>
+        <w:tc>
+          <w:tcPr>
+            <w:tcW w:type="dxa" w:w="2769"/>
+          </w:tcPr>
+          <w:p>
+            <w:r>
+              <w:t>environmental comparator, not native output</w:t>
+            </w:r>
+          </w:p>
+        </w:tc>
+      </w:tr>
+      <w:tr>
+        <w:tc>
+          <w:tcPr>
+            <w:tcW w:type="dxa" w:w="2769"/>
+          </w:tcPr>
+          <w:p>
+            <w:r>
+              <w:t>required cancellation</w:t>
+            </w:r>
+          </w:p>
+        </w:tc>
+        <w:tc>
+          <w:tcPr>
+            <w:tcW w:type="dxa" w:w="2769"/>
+          </w:tcPr>
+          <w:p>
+            <w:r>
+              <w:t>≈ 4.863416814832 × 10¹²⁰</w:t>
+            </w:r>
+          </w:p>
+        </w:tc>
+        <w:tc>
+          <w:tcPr>
+            <w:tcW w:type="dxa" w:w="2769"/>
+          </w:tcPr>
+          <w:p>
+            <w:r>
+              <w:t>subtraction/renormalization still required</w:t>
+            </w:r>
+          </w:p>
+        </w:tc>
+      </w:tr>
+      <w:tr>
+        <w:tc>
+          <w:tcPr>
+            <w:tcW w:type="dxa" w:w="2769"/>
+          </w:tcPr>
+          <w:p>
+            <w:r>
+              <w:t>digits of cancellation</w:t>
+            </w:r>
+          </w:p>
+        </w:tc>
+        <w:tc>
+          <w:tcPr>
+            <w:tcW w:type="dxa" w:w="2769"/>
+          </w:tcPr>
+          <w:p>
+            <w:r>
+              <w:t>≈ 120.686941492</w:t>
+            </w:r>
+          </w:p>
+        </w:tc>
+        <w:tc>
+          <w:tcPr>
+            <w:tcW w:type="dxa" w:w="2769"/>
+          </w:tcPr>
+          <w:p>
+            <w:r>
+              <w:t>diagnostic fine-tuning severity</w:t>
+            </w:r>
+          </w:p>
+        </w:tc>
+      </w:tr>
+      <w:tr>
+        <w:tc>
+          <w:tcPr>
+            <w:tcW w:type="dxa" w:w="2769"/>
+          </w:tcPr>
+          <w:p>
+            <w:r>
+              <w:t>holographic scale</w:t>
+            </w:r>
+          </w:p>
+        </w:tc>
+        <w:tc>
+          <w:tcPr>
+            <w:tcW w:type="dxa" w:w="2769"/>
+          </w:tcPr>
+          <w:p>
+            <w:r>
+              <w:t>L M_P ≈ 10⁶⁰</w:t>
+            </w:r>
+          </w:p>
+        </w:tc>
+        <w:tc>
+          <w:tcPr>
+            <w:tcW w:type="dxa" w:w="2769"/>
+          </w:tcPr>
+          <w:p>
+            <w:r>
+              <w:t>conditional IR-UV bridge for 10⁻¹²⁰ target</w:t>
+            </w:r>
+          </w:p>
+        </w:tc>
+      </w:tr>
+      <w:tr>
+        <w:tc>
+          <w:tcPr>
+            <w:tcW w:type="dxa" w:w="2769"/>
+          </w:tcPr>
+          <w:p>
+            <w:r>
+              <w:t>Gate-344 target convention</w:t>
+            </w:r>
+          </w:p>
+        </w:tc>
+        <w:tc>
+          <w:tcPr>
+            <w:tcW w:type="dxa" w:w="2769"/>
+          </w:tcPr>
+          <w:p>
+            <w:r>
+              <w:t>L M_P ≈ 10⁶¹</w:t>
+            </w:r>
+          </w:p>
+        </w:tc>
+        <w:tc>
+          <w:tcPr>
+            <w:tcW w:type="dxa" w:w="2769"/>
+          </w:tcPr>
+          <w:p>
+            <w:r>
+              <w:t>alternate 10⁻¹²² ledger convention</w:t>
+            </w:r>
+          </w:p>
+        </w:tc>
+      </w:tr>
+      <w:tr>
+        <w:tc>
+          <w:tcPr>
+            <w:tcW w:type="dxa" w:w="2769"/>
+          </w:tcPr>
+          <w:p>
+            <w:r>
+              <w:t>electroweak-vacuum ratio</w:t>
+            </w:r>
+          </w:p>
+        </w:tc>
+        <w:tc>
+          <w:tcPr>
+            <w:tcW w:type="dxa" w:w="2769"/>
+          </w:tcPr>
+          <w:p>
+            <w:r>
+              <w:t>(v_Pf/M_P)⁴ ≈ 1.679361894449 × 10⁻⁶⁷</w:t>
+            </w:r>
+          </w:p>
+        </w:tc>
+        <w:tc>
+          <w:tcPr>
+            <w:tcW w:type="dxa" w:w="2769"/>
+          </w:tcPr>
+          <w:p>
+            <w:r>
+              <w:t>too large by ≈10⁵³ to 10⁵⁵ depending on convention</w:t>
+            </w:r>
+          </w:p>
+        </w:tc>
+      </w:tr>
+    </w:tbl>
+    <w:p>
       <w:pPr>
         <w:spacing w:before="80" w:after="120"/>
         <w:jc w:val="center"/>
@@ -5225,6 +5739,290 @@
       </w:r>
     </w:p>
     <w:p>
+      <w:r>
+        <w:rPr>
+          <w:b/>
+        </w:rPr>
+        <w:t>Runtime yield audit for the stable thermal B-gap scenario</w:t>
+      </w:r>
+    </w:p>
+    <w:tbl>
+      <w:tblPr>
+        <w:tblW w:type="auto" w:w="0"/>
+        <w:tblLook w:firstColumn="1" w:firstRow="1" w:lastColumn="0" w:lastRow="0" w:noHBand="0" w:noVBand="1" w:val="04A0"/>
+      </w:tblPr>
+      <w:tblGrid>
+        <w:gridCol w:w="2769"/>
+        <w:gridCol w:w="2769"/>
+        <w:gridCol w:w="2769"/>
+      </w:tblGrid>
+      <w:tr>
+        <w:tc>
+          <w:tcPr>
+            <w:tcW w:type="dxa" w:w="2769"/>
+          </w:tcPr>
+          <w:p>
+            <w:r>
+              <w:rPr>
+                <w:b/>
+              </w:rPr>
+              <w:t>Quantity</w:t>
+            </w:r>
+          </w:p>
+        </w:tc>
+        <w:tc>
+          <w:tcPr>
+            <w:tcW w:type="dxa" w:w="2769"/>
+          </w:tcPr>
+          <w:p>
+            <w:r>
+              <w:rPr>
+                <w:b/>
+              </w:rPr>
+              <w:t>Runtime value</w:t>
+            </w:r>
+          </w:p>
+        </w:tc>
+        <w:tc>
+          <w:tcPr>
+            <w:tcW w:type="dxa" w:w="2769"/>
+          </w:tcPr>
+          <w:p>
+            <w:r>
+              <w:rPr>
+                <w:b/>
+              </w:rPr>
+              <w:t>Interpretation</w:t>
+            </w:r>
+          </w:p>
+        </w:tc>
+      </w:tr>
+      <w:tr>
+        <w:tc>
+          <w:tcPr>
+            <w:tcW w:type="dxa" w:w="2769"/>
+          </w:tcPr>
+          <w:p>
+            <w:r>
+              <w:t>candidate mass M_B</w:t>
+            </w:r>
+          </w:p>
+        </w:tc>
+        <w:tc>
+          <w:tcPr>
+            <w:tcW w:type="dxa" w:w="2769"/>
+          </w:tcPr>
+          <w:p>
+            <w:r>
+              <w:t>1.46774973718 × 10⁶ GeV</w:t>
+            </w:r>
+          </w:p>
+        </w:tc>
+        <w:tc>
+          <w:tcPr>
+            <w:tcW w:type="dxa" w:w="2769"/>
+          </w:tcPr>
+          <w:p>
+            <w:r>
+              <w:t>B-gap heavy Majorana scale</w:t>
+            </w:r>
+          </w:p>
+        </w:tc>
+      </w:tr>
+      <w:tr>
+        <w:tc>
+          <w:tcPr>
+            <w:tcW w:type="dxa" w:w="2769"/>
+          </w:tcPr>
+          <w:p>
+            <w:r>
+              <w:t>target ΩDM h²</w:t>
+            </w:r>
+          </w:p>
+        </w:tc>
+        <w:tc>
+          <w:tcPr>
+            <w:tcW w:type="dxa" w:w="2769"/>
+          </w:tcPr>
+          <w:p>
+            <w:r>
+              <w:t>0.120</w:t>
+            </w:r>
+          </w:p>
+        </w:tc>
+        <w:tc>
+          <w:tcPr>
+            <w:tcW w:type="dxa" w:w="2769"/>
+          </w:tcPr>
+          <w:p>
+            <w:r>
+              <w:t>observational comparator</w:t>
+            </w:r>
+          </w:p>
+        </w:tc>
+      </w:tr>
+      <w:tr>
+        <w:tc>
+          <w:tcPr>
+            <w:tcW w:type="dxa" w:w="2769"/>
+          </w:tcPr>
+          <w:p>
+            <w:r>
+              <w:t>required yield Y_required</w:t>
+            </w:r>
+          </w:p>
+        </w:tc>
+        <w:tc>
+          <w:tcPr>
+            <w:tcW w:type="dxa" w:w="2769"/>
+          </w:tcPr>
+          <w:p>
+            <w:r>
+              <w:t>2.97981078152 × 10⁻¹⁶</w:t>
+            </w:r>
+          </w:p>
+        </w:tc>
+        <w:tc>
+          <w:tcPr>
+            <w:tcW w:type="dxa" w:w="2769"/>
+          </w:tcPr>
+          <w:p>
+            <w:r>
+              <w:t>yield needed if this sector were all dark matter</w:t>
+            </w:r>
+          </w:p>
+        </w:tc>
+      </w:tr>
+      <w:tr>
+        <w:tc>
+          <w:tcPr>
+            <w:tcW w:type="dxa" w:w="2769"/>
+          </w:tcPr>
+          <w:p>
+            <w:r>
+              <w:t>thermal yield Y_thermal</w:t>
+            </w:r>
+          </w:p>
+        </w:tc>
+        <w:tc>
+          <w:tcPr>
+            <w:tcW w:type="dxa" w:w="2769"/>
+          </w:tcPr>
+          <w:p>
+            <w:r>
+              <w:t>3.90149836766 × 10⁻³</w:t>
+            </w:r>
+          </w:p>
+        </w:tc>
+        <w:tc>
+          <w:tcPr>
+            <w:tcW w:type="dxa" w:w="2769"/>
+          </w:tcPr>
+          <w:p>
+            <w:r>
+              <w:t>relativistic thermal abundance stress test</w:t>
+            </w:r>
+          </w:p>
+        </w:tc>
+      </w:tr>
+      <w:tr>
+        <w:tc>
+          <w:tcPr>
+            <w:tcW w:type="dxa" w:w="2769"/>
+          </w:tcPr>
+          <w:p>
+            <w:r>
+              <w:t>stable thermal Ω h²</w:t>
+            </w:r>
+          </w:p>
+        </w:tc>
+        <w:tc>
+          <w:tcPr>
+            <w:tcW w:type="dxa" w:w="2769"/>
+          </w:tcPr>
+          <w:p>
+            <w:r>
+              <w:t>1.57117293159 × 10¹²</w:t>
+            </w:r>
+          </w:p>
+        </w:tc>
+        <w:tc>
+          <w:tcPr>
+            <w:tcW w:type="dxa" w:w="2769"/>
+          </w:tcPr>
+          <w:p>
+            <w:r>
+              <w:t>far above observed abundance</w:t>
+            </w:r>
+          </w:p>
+        </w:tc>
+      </w:tr>
+      <w:tr>
+        <w:tc>
+          <w:tcPr>
+            <w:tcW w:type="dxa" w:w="2769"/>
+          </w:tcPr>
+          <w:p>
+            <w:r>
+              <w:t>overclosure factor</w:t>
+            </w:r>
+          </w:p>
+        </w:tc>
+        <w:tc>
+          <w:tcPr>
+            <w:tcW w:type="dxa" w:w="2769"/>
+          </w:tcPr>
+          <w:p>
+            <w:r>
+              <w:t>1.30931077633 × 10¹³</w:t>
+            </w:r>
+          </w:p>
+        </w:tc>
+        <w:tc>
+          <w:tcPr>
+            <w:tcW w:type="dxa" w:w="2769"/>
+          </w:tcPr>
+          <w:p>
+            <w:r>
+              <w:t>stable thermal interpretation rejected</w:t>
+            </w:r>
+          </w:p>
+        </w:tc>
+      </w:tr>
+      <w:tr>
+        <w:tc>
+          <w:tcPr>
+            <w:tcW w:type="dxa" w:w="2769"/>
+          </w:tcPr>
+          <w:p>
+            <w:r>
+              <w:t>required suppression</w:t>
+            </w:r>
+          </w:p>
+        </w:tc>
+        <w:tc>
+          <w:tcPr>
+            <w:tcW w:type="dxa" w:w="2769"/>
+          </w:tcPr>
+          <w:p>
+            <w:r>
+              <w:t>7.63760612134 × 10⁻¹⁴ of thermal yield</w:t>
+            </w:r>
+          </w:p>
+        </w:tc>
+        <w:tc>
+          <w:tcPr>
+            <w:tcW w:type="dxa" w:w="2769"/>
+          </w:tcPr>
+          <w:p>
+            <w:r>
+              <w:t>viable only with nonthermal production, dilution, decay, or another history axiom</w:t>
+            </w:r>
+          </w:p>
+        </w:tc>
+      </w:tr>
+    </w:tbl>
+    <w:p>
       <w:pPr>
         <w:spacing w:before="40" w:after="40"/>
         <w:jc w:val="center"/>
@@ -5278,6 +6076,274 @@
       </w:r>
     </w:p>
     <w:p>
+      <w:r>
+        <w:rPr>
+          <w:b/>
+        </w:rPr>
+        <w:t>Conditional vacuum-fate stress test</w:t>
+      </w:r>
+    </w:p>
+    <w:p>
+      <w:r>
+        <w:rPr>
+          <w:b w:val="0"/>
+        </w:rPr>
+        <w:t>A separate conditional runtime path can be evaluated once empirical top/Higgs inputs, a continuum RG scheme, and the ASHA B-gap threshold jump are supplied. This is useful phenomenology, but it is not a native ASHA prediction of the age or fate of the universe.</w:t>
+      </w:r>
+    </w:p>
+    <w:tbl>
+      <w:tblPr>
+        <w:tblW w:type="auto" w:w="0"/>
+        <w:tblLook w:firstColumn="1" w:firstRow="1" w:lastColumn="0" w:lastRow="0" w:noHBand="0" w:noVBand="1" w:val="04A0"/>
+      </w:tblPr>
+      <w:tblGrid>
+        <w:gridCol w:w="1187"/>
+        <w:gridCol w:w="1187"/>
+        <w:gridCol w:w="1187"/>
+        <w:gridCol w:w="1187"/>
+        <w:gridCol w:w="1187"/>
+        <w:gridCol w:w="1187"/>
+        <w:gridCol w:w="1187"/>
+      </w:tblGrid>
+      <w:tr>
+        <w:tc>
+          <w:tcPr>
+            <w:tcW w:type="dxa" w:w="1187"/>
+          </w:tcPr>
+          <w:p>
+            <w:r>
+              <w:rPr>
+                <w:b/>
+              </w:rPr>
+              <w:t>Seed mode</w:t>
+            </w:r>
+          </w:p>
+        </w:tc>
+        <w:tc>
+          <w:tcPr>
+            <w:tcW w:type="dxa" w:w="1187"/>
+          </w:tcPr>
+          <w:p>
+            <w:r>
+              <w:rPr>
+                <w:b/>
+              </w:rPr>
+              <w:t>λ before threshold</w:t>
+            </w:r>
+          </w:p>
+        </w:tc>
+        <w:tc>
+          <w:tcPr>
+            <w:tcW w:type="dxa" w:w="1187"/>
+          </w:tcPr>
+          <w:p>
+            <w:r>
+              <w:rPr>
+                <w:b/>
+              </w:rPr>
+              <w:t>λ after threshold</w:t>
+            </w:r>
+          </w:p>
+        </w:tc>
+        <w:tc>
+          <w:tcPr>
+            <w:tcW w:type="dxa" w:w="1187"/>
+          </w:tcPr>
+          <w:p>
+            <w:r>
+              <w:rPr>
+                <w:b/>
+              </w:rPr>
+              <w:t>instability scale</w:t>
+            </w:r>
+          </w:p>
+        </w:tc>
+        <w:tc>
+          <w:tcPr>
+            <w:tcW w:type="dxa" w:w="1187"/>
+          </w:tcPr>
+          <w:p>
+            <w:r>
+              <w:rPr>
+                <w:b/>
+              </w:rPr>
+              <w:t>λ_min</w:t>
+            </w:r>
+          </w:p>
+        </w:tc>
+        <w:tc>
+          <w:tcPr>
+            <w:tcW w:type="dxa" w:w="1187"/>
+          </w:tcPr>
+          <w:p>
+            <w:r>
+              <w:rPr>
+                <w:b/>
+              </w:rPr>
+              <w:t>bounce proxy S_E</w:t>
+            </w:r>
+          </w:p>
+        </w:tc>
+        <w:tc>
+          <w:tcPr>
+            <w:tcW w:type="dxa" w:w="1187"/>
+          </w:tcPr>
+          <w:p>
+            <w:r>
+              <w:rPr>
+                <w:b/>
+              </w:rPr>
+              <w:t>log₁₀ τ/yr</w:t>
+            </w:r>
+          </w:p>
+        </w:tc>
+      </w:tr>
+      <w:tr>
+        <w:tc>
+          <w:tcPr>
+            <w:tcW w:type="dxa" w:w="1187"/>
+          </w:tcPr>
+          <w:p>
+            <w:r>
+              <w:t>tree pole top seed</w:t>
+            </w:r>
+          </w:p>
+        </w:tc>
+        <w:tc>
+          <w:tcPr>
+            <w:tcW w:type="dxa" w:w="1187"/>
+          </w:tcPr>
+          <w:p>
+            <w:r>
+              <w:t>-0.006880640805</w:t>
+            </w:r>
+          </w:p>
+        </w:tc>
+        <w:tc>
+          <w:tcPr>
+            <w:tcW w:type="dxa" w:w="1187"/>
+          </w:tcPr>
+          <w:p>
+            <w:r>
+              <w:t>-0.104727433012</w:t>
+            </w:r>
+          </w:p>
+        </w:tc>
+        <w:tc>
+          <w:tcPr>
+            <w:tcW w:type="dxa" w:w="1187"/>
+          </w:tcPr>
+          <w:p>
+            <w:r>
+              <w:t>5.76733268667 × 10⁵ GeV</w:t>
+            </w:r>
+          </w:p>
+        </w:tc>
+        <w:tc>
+          <w:tcPr>
+            <w:tcW w:type="dxa" w:w="1187"/>
+          </w:tcPr>
+          <w:p>
+            <w:r>
+              <w:t>-0.122793907974</w:t>
+            </w:r>
+          </w:p>
+        </w:tc>
+        <w:tc>
+          <w:tcPr>
+            <w:tcW w:type="dxa" w:w="1187"/>
+          </w:tcPr>
+          <w:p>
+            <w:r>
+              <w:t>214.334289900</w:t>
+            </w:r>
+          </w:p>
+        </w:tc>
+        <w:tc>
+          <w:tcPr>
+            <w:tcW w:type="dxa" w:w="1187"/>
+          </w:tcPr>
+          <w:p>
+            <w:r>
+              <w:t>55.642486182</w:t>
+            </w:r>
+          </w:p>
+        </w:tc>
+      </w:tr>
+      <w:tr>
+        <w:tc>
+          <w:tcPr>
+            <w:tcW w:type="dxa" w:w="1187"/>
+          </w:tcPr>
+          <w:p>
+            <w:r>
+              <w:t>one-loop QCD MSbar-like top seed</w:t>
+            </w:r>
+          </w:p>
+        </w:tc>
+        <w:tc>
+          <w:tcPr>
+            <w:tcW w:type="dxa" w:w="1187"/>
+          </w:tcPr>
+          <w:p>
+            <w:r>
+              <w:t>0.032625459630</w:t>
+            </w:r>
+          </w:p>
+        </w:tc>
+        <w:tc>
+          <w:tcPr>
+            <w:tcW w:type="dxa" w:w="1187"/>
+          </w:tcPr>
+          <w:p>
+            <w:r>
+              <w:t>-0.065221332577</w:t>
+            </w:r>
+          </w:p>
+        </w:tc>
+        <w:tc>
+          <w:tcPr>
+            <w:tcW w:type="dxa" w:w="1187"/>
+          </w:tcPr>
+          <w:p>
+            <w:r>
+              <w:t>1.46774973718 × 10⁶ GeV</w:t>
+            </w:r>
+          </w:p>
+        </w:tc>
+        <w:tc>
+          <w:tcPr>
+            <w:tcW w:type="dxa" w:w="1187"/>
+          </w:tcPr>
+          <w:p>
+            <w:r>
+              <w:t>-0.077446343073</w:t>
+            </w:r>
+          </w:p>
+        </w:tc>
+        <w:tc>
+          <w:tcPr>
+            <w:tcW w:type="dxa" w:w="1187"/>
+          </w:tcPr>
+          <w:p>
+            <w:r>
+              <w:t>339.834574820</w:t>
+            </w:r>
+          </w:p>
+        </w:tc>
+        <w:tc>
+          <w:tcPr>
+            <w:tcW w:type="dxa" w:w="1187"/>
+          </w:tcPr>
+          <w:p>
+            <w:r>
+              <w:t>109.740890393</w:t>
+            </w:r>
+          </w:p>
+        </w:tc>
+      </w:tr>
+    </w:tbl>
+    <w:p>
       <w:pPr>
         <w:spacing w:before="200" w:after="80"/>
       </w:pPr>
@@ -8562,32 +9628,6 @@
             </a:graphic>
           </wp:inline>
         </w:drawing>
-      </w:r>
-    </w:p>
-    <w:p>
-      <w:r>
-        <w:rPr>
-          <w:b/>
-          <w:i w:val="0"/>
-        </w:rPr>
-        <w:t>Source Code and Reproducibility</w:t>
-      </w:r>
-    </w:p>
-    <w:p>
-      <w:r>
-        <w:t xml:space="preserve">The theorem-gated ASHA Engine source code is organized as the Go module </w:t>
-      </w:r>
-      <w:hyperlink r:id="rId92">
-        <w:r>
-          <w:rPr>
-            <w:color w:val="0563C1"/>
-            <w:u w:val="single"/>
-          </w:rPr>
-          <w:t>github.com/bagherbal/asha-engine</w:t>
-        </w:r>
-      </w:hyperlink>
-      <w:r>
-        <w:t>. The reproducibility workspace in the project includes gate audits, theorem packages, artifact indexes, manuscript-source maps, and targeted test commands. If the public repository is mirrored or archived under a DOI in the future, this manuscript should cite the archival DOI in addition to the GitHub repository.</w:t>
       </w:r>
     </w:p>
     <w:p>
